--- a/Assignment 3/Deliverable 3 Document.docx
+++ b/Assignment 3/Deliverable 3 Document.docx
@@ -1766,13 +1766,14 @@
         <w:rPr>
           <w:lang w:val="en-PK"/>
         </w:rPr>
+        <w:lastRenderedPageBreak/>
         <w:t xml:space="preserve">ITERATION </w:t>
       </w:r>
       <w:r>
         <w:rPr>
           <w:lang w:val="en-PK"/>
         </w:rPr>
-        <w:t>2</w:t>
+        <w:t>3</w:t>
       </w:r>
       <w:r>
         <w:rPr>
@@ -1787,6 +1788,385 @@
           <w:lang w:val="en-PK"/>
         </w:rPr>
       </w:pPr>
+      <w:r>
+        <w:rPr>
+          <w:noProof/>
+          <w:lang w:val="en-PK"/>
+        </w:rPr>
+        <w:drawing>
+          <wp:inline distT="0" distB="0" distL="0" distR="0" wp14:anchorId="5EB24651" wp14:editId="1AD0E1A9">
+            <wp:extent cx="5731510" cy="3505200"/>
+            <wp:effectExtent l="0" t="0" r="2540" b="0"/>
+            <wp:docPr id="997135164" name="Picture 5"/>
+            <wp:cNvGraphicFramePr>
+              <a:graphicFrameLocks xmlns:a="http://schemas.openxmlformats.org/drawingml/2006/main" noChangeAspect="1"/>
+            </wp:cNvGraphicFramePr>
+            <a:graphic xmlns:a="http://schemas.openxmlformats.org/drawingml/2006/main">
+              <a:graphicData uri="http://schemas.openxmlformats.org/drawingml/2006/picture">
+                <pic:pic xmlns:pic="http://schemas.openxmlformats.org/drawingml/2006/picture">
+                  <pic:nvPicPr>
+                    <pic:cNvPr id="997135164" name="Picture 997135164"/>
+                    <pic:cNvPicPr/>
+                  </pic:nvPicPr>
+                  <pic:blipFill>
+                    <a:blip r:embed="rId10">
+                      <a:extLst>
+                        <a:ext uri="{28A0092B-C50C-407E-A947-70E740481C1C}">
+                          <a14:useLocalDpi xmlns:a14="http://schemas.microsoft.com/office/drawing/2010/main" val="0"/>
+                        </a:ext>
+                      </a:extLst>
+                    </a:blip>
+                    <a:stretch>
+                      <a:fillRect/>
+                    </a:stretch>
+                  </pic:blipFill>
+                  <pic:spPr>
+                    <a:xfrm>
+                      <a:off x="0" y="0"/>
+                      <a:ext cx="5731510" cy="3505200"/>
+                    </a:xfrm>
+                    <a:prstGeom prst="rect">
+                      <a:avLst/>
+                    </a:prstGeom>
+                  </pic:spPr>
+                </pic:pic>
+              </a:graphicData>
+            </a:graphic>
+          </wp:inline>
+        </w:drawing>
+      </w:r>
+      <w:r>
+        <w:rPr>
+          <w:noProof/>
+          <w:lang w:val="en-PK"/>
+        </w:rPr>
+        <w:drawing>
+          <wp:inline distT="0" distB="0" distL="0" distR="0" wp14:anchorId="4634AC5F" wp14:editId="44A8FE03">
+            <wp:extent cx="5731510" cy="3662045"/>
+            <wp:effectExtent l="0" t="0" r="2540" b="0"/>
+            <wp:docPr id="1787673920" name="Picture 6"/>
+            <wp:cNvGraphicFramePr>
+              <a:graphicFrameLocks xmlns:a="http://schemas.openxmlformats.org/drawingml/2006/main" noChangeAspect="1"/>
+            </wp:cNvGraphicFramePr>
+            <a:graphic xmlns:a="http://schemas.openxmlformats.org/drawingml/2006/main">
+              <a:graphicData uri="http://schemas.openxmlformats.org/drawingml/2006/picture">
+                <pic:pic xmlns:pic="http://schemas.openxmlformats.org/drawingml/2006/picture">
+                  <pic:nvPicPr>
+                    <pic:cNvPr id="1787673920" name="Picture 1787673920"/>
+                    <pic:cNvPicPr/>
+                  </pic:nvPicPr>
+                  <pic:blipFill>
+                    <a:blip r:embed="rId11">
+                      <a:extLst>
+                        <a:ext uri="{28A0092B-C50C-407E-A947-70E740481C1C}">
+                          <a14:useLocalDpi xmlns:a14="http://schemas.microsoft.com/office/drawing/2010/main" val="0"/>
+                        </a:ext>
+                      </a:extLst>
+                    </a:blip>
+                    <a:stretch>
+                      <a:fillRect/>
+                    </a:stretch>
+                  </pic:blipFill>
+                  <pic:spPr>
+                    <a:xfrm>
+                      <a:off x="0" y="0"/>
+                      <a:ext cx="5731510" cy="3662045"/>
+                    </a:xfrm>
+                    <a:prstGeom prst="rect">
+                      <a:avLst/>
+                    </a:prstGeom>
+                  </pic:spPr>
+                </pic:pic>
+              </a:graphicData>
+            </a:graphic>
+          </wp:inline>
+        </w:drawing>
+      </w:r>
+      <w:r>
+        <w:rPr>
+          <w:noProof/>
+          <w:lang w:val="en-PK"/>
+        </w:rPr>
+        <w:lastRenderedPageBreak/>
+        <w:drawing>
+          <wp:inline distT="0" distB="0" distL="0" distR="0" wp14:anchorId="7162F20A" wp14:editId="18DB4B1B">
+            <wp:extent cx="5731510" cy="4164965"/>
+            <wp:effectExtent l="0" t="0" r="2540" b="6985"/>
+            <wp:docPr id="57080883" name="Picture 7"/>
+            <wp:cNvGraphicFramePr>
+              <a:graphicFrameLocks xmlns:a="http://schemas.openxmlformats.org/drawingml/2006/main" noChangeAspect="1"/>
+            </wp:cNvGraphicFramePr>
+            <a:graphic xmlns:a="http://schemas.openxmlformats.org/drawingml/2006/main">
+              <a:graphicData uri="http://schemas.openxmlformats.org/drawingml/2006/picture">
+                <pic:pic xmlns:pic="http://schemas.openxmlformats.org/drawingml/2006/picture">
+                  <pic:nvPicPr>
+                    <pic:cNvPr id="57080883" name="Picture 57080883"/>
+                    <pic:cNvPicPr/>
+                  </pic:nvPicPr>
+                  <pic:blipFill>
+                    <a:blip r:embed="rId12">
+                      <a:extLst>
+                        <a:ext uri="{28A0092B-C50C-407E-A947-70E740481C1C}">
+                          <a14:useLocalDpi xmlns:a14="http://schemas.microsoft.com/office/drawing/2010/main" val="0"/>
+                        </a:ext>
+                      </a:extLst>
+                    </a:blip>
+                    <a:stretch>
+                      <a:fillRect/>
+                    </a:stretch>
+                  </pic:blipFill>
+                  <pic:spPr>
+                    <a:xfrm>
+                      <a:off x="0" y="0"/>
+                      <a:ext cx="5731510" cy="4164965"/>
+                    </a:xfrm>
+                    <a:prstGeom prst="rect">
+                      <a:avLst/>
+                    </a:prstGeom>
+                  </pic:spPr>
+                </pic:pic>
+              </a:graphicData>
+            </a:graphic>
+          </wp:inline>
+        </w:drawing>
+      </w:r>
+      <w:r>
+        <w:rPr>
+          <w:noProof/>
+          <w:lang w:val="en-PK"/>
+        </w:rPr>
+        <w:drawing>
+          <wp:inline distT="0" distB="0" distL="0" distR="0" wp14:anchorId="0AB7A2DC" wp14:editId="4F2A84A0">
+            <wp:extent cx="5731510" cy="1911985"/>
+            <wp:effectExtent l="0" t="0" r="2540" b="0"/>
+            <wp:docPr id="901086835" name="Picture 8"/>
+            <wp:cNvGraphicFramePr>
+              <a:graphicFrameLocks xmlns:a="http://schemas.openxmlformats.org/drawingml/2006/main" noChangeAspect="1"/>
+            </wp:cNvGraphicFramePr>
+            <a:graphic xmlns:a="http://schemas.openxmlformats.org/drawingml/2006/main">
+              <a:graphicData uri="http://schemas.openxmlformats.org/drawingml/2006/picture">
+                <pic:pic xmlns:pic="http://schemas.openxmlformats.org/drawingml/2006/picture">
+                  <pic:nvPicPr>
+                    <pic:cNvPr id="901086835" name="Picture 901086835"/>
+                    <pic:cNvPicPr/>
+                  </pic:nvPicPr>
+                  <pic:blipFill>
+                    <a:blip r:embed="rId13">
+                      <a:extLst>
+                        <a:ext uri="{28A0092B-C50C-407E-A947-70E740481C1C}">
+                          <a14:useLocalDpi xmlns:a14="http://schemas.microsoft.com/office/drawing/2010/main" val="0"/>
+                        </a:ext>
+                      </a:extLst>
+                    </a:blip>
+                    <a:stretch>
+                      <a:fillRect/>
+                    </a:stretch>
+                  </pic:blipFill>
+                  <pic:spPr>
+                    <a:xfrm>
+                      <a:off x="0" y="0"/>
+                      <a:ext cx="5731510" cy="1911985"/>
+                    </a:xfrm>
+                    <a:prstGeom prst="rect">
+                      <a:avLst/>
+                    </a:prstGeom>
+                  </pic:spPr>
+                </pic:pic>
+              </a:graphicData>
+            </a:graphic>
+          </wp:inline>
+        </w:drawing>
+      </w:r>
+      <w:r>
+        <w:rPr>
+          <w:noProof/>
+          <w:lang w:val="en-PK"/>
+        </w:rPr>
+        <w:lastRenderedPageBreak/>
+        <w:drawing>
+          <wp:inline distT="0" distB="0" distL="0" distR="0" wp14:anchorId="79677D31" wp14:editId="794C62C9">
+            <wp:extent cx="5731510" cy="3628390"/>
+            <wp:effectExtent l="0" t="0" r="2540" b="0"/>
+            <wp:docPr id="254035253" name="Picture 9"/>
+            <wp:cNvGraphicFramePr>
+              <a:graphicFrameLocks xmlns:a="http://schemas.openxmlformats.org/drawingml/2006/main" noChangeAspect="1"/>
+            </wp:cNvGraphicFramePr>
+            <a:graphic xmlns:a="http://schemas.openxmlformats.org/drawingml/2006/main">
+              <a:graphicData uri="http://schemas.openxmlformats.org/drawingml/2006/picture">
+                <pic:pic xmlns:pic="http://schemas.openxmlformats.org/drawingml/2006/picture">
+                  <pic:nvPicPr>
+                    <pic:cNvPr id="254035253" name="Picture 254035253"/>
+                    <pic:cNvPicPr/>
+                  </pic:nvPicPr>
+                  <pic:blipFill>
+                    <a:blip r:embed="rId14">
+                      <a:extLst>
+                        <a:ext uri="{28A0092B-C50C-407E-A947-70E740481C1C}">
+                          <a14:useLocalDpi xmlns:a14="http://schemas.microsoft.com/office/drawing/2010/main" val="0"/>
+                        </a:ext>
+                      </a:extLst>
+                    </a:blip>
+                    <a:stretch>
+                      <a:fillRect/>
+                    </a:stretch>
+                  </pic:blipFill>
+                  <pic:spPr>
+                    <a:xfrm>
+                      <a:off x="0" y="0"/>
+                      <a:ext cx="5731510" cy="3628390"/>
+                    </a:xfrm>
+                    <a:prstGeom prst="rect">
+                      <a:avLst/>
+                    </a:prstGeom>
+                  </pic:spPr>
+                </pic:pic>
+              </a:graphicData>
+            </a:graphic>
+          </wp:inline>
+        </w:drawing>
+      </w:r>
+      <w:r>
+        <w:rPr>
+          <w:noProof/>
+          <w:lang w:val="en-PK"/>
+        </w:rPr>
+        <w:drawing>
+          <wp:inline distT="0" distB="0" distL="0" distR="0" wp14:anchorId="5A3410A6" wp14:editId="1C28DA03">
+            <wp:extent cx="5731510" cy="3600450"/>
+            <wp:effectExtent l="0" t="0" r="2540" b="0"/>
+            <wp:docPr id="398640323" name="Picture 10"/>
+            <wp:cNvGraphicFramePr>
+              <a:graphicFrameLocks xmlns:a="http://schemas.openxmlformats.org/drawingml/2006/main" noChangeAspect="1"/>
+            </wp:cNvGraphicFramePr>
+            <a:graphic xmlns:a="http://schemas.openxmlformats.org/drawingml/2006/main">
+              <a:graphicData uri="http://schemas.openxmlformats.org/drawingml/2006/picture">
+                <pic:pic xmlns:pic="http://schemas.openxmlformats.org/drawingml/2006/picture">
+                  <pic:nvPicPr>
+                    <pic:cNvPr id="398640323" name="Picture 398640323"/>
+                    <pic:cNvPicPr/>
+                  </pic:nvPicPr>
+                  <pic:blipFill>
+                    <a:blip r:embed="rId15">
+                      <a:extLst>
+                        <a:ext uri="{28A0092B-C50C-407E-A947-70E740481C1C}">
+                          <a14:useLocalDpi xmlns:a14="http://schemas.microsoft.com/office/drawing/2010/main" val="0"/>
+                        </a:ext>
+                      </a:extLst>
+                    </a:blip>
+                    <a:stretch>
+                      <a:fillRect/>
+                    </a:stretch>
+                  </pic:blipFill>
+                  <pic:spPr>
+                    <a:xfrm>
+                      <a:off x="0" y="0"/>
+                      <a:ext cx="5731510" cy="3600450"/>
+                    </a:xfrm>
+                    <a:prstGeom prst="rect">
+                      <a:avLst/>
+                    </a:prstGeom>
+                  </pic:spPr>
+                </pic:pic>
+              </a:graphicData>
+            </a:graphic>
+          </wp:inline>
+        </w:drawing>
+      </w:r>
+      <w:r>
+        <w:rPr>
+          <w:noProof/>
+          <w:lang w:val="en-PK"/>
+        </w:rPr>
+        <w:lastRenderedPageBreak/>
+        <w:drawing>
+          <wp:inline distT="0" distB="0" distL="0" distR="0" wp14:anchorId="4669AD4F" wp14:editId="4D6D3D08">
+            <wp:extent cx="5731510" cy="3653790"/>
+            <wp:effectExtent l="0" t="0" r="2540" b="3810"/>
+            <wp:docPr id="250599023" name="Picture 11"/>
+            <wp:cNvGraphicFramePr>
+              <a:graphicFrameLocks xmlns:a="http://schemas.openxmlformats.org/drawingml/2006/main" noChangeAspect="1"/>
+            </wp:cNvGraphicFramePr>
+            <a:graphic xmlns:a="http://schemas.openxmlformats.org/drawingml/2006/main">
+              <a:graphicData uri="http://schemas.openxmlformats.org/drawingml/2006/picture">
+                <pic:pic xmlns:pic="http://schemas.openxmlformats.org/drawingml/2006/picture">
+                  <pic:nvPicPr>
+                    <pic:cNvPr id="250599023" name="Picture 250599023"/>
+                    <pic:cNvPicPr/>
+                  </pic:nvPicPr>
+                  <pic:blipFill>
+                    <a:blip r:embed="rId16">
+                      <a:extLst>
+                        <a:ext uri="{28A0092B-C50C-407E-A947-70E740481C1C}">
+                          <a14:useLocalDpi xmlns:a14="http://schemas.microsoft.com/office/drawing/2010/main" val="0"/>
+                        </a:ext>
+                      </a:extLst>
+                    </a:blip>
+                    <a:stretch>
+                      <a:fillRect/>
+                    </a:stretch>
+                  </pic:blipFill>
+                  <pic:spPr>
+                    <a:xfrm>
+                      <a:off x="0" y="0"/>
+                      <a:ext cx="5731510" cy="3653790"/>
+                    </a:xfrm>
+                    <a:prstGeom prst="rect">
+                      <a:avLst/>
+                    </a:prstGeom>
+                  </pic:spPr>
+                </pic:pic>
+              </a:graphicData>
+            </a:graphic>
+          </wp:inline>
+        </w:drawing>
+      </w:r>
+      <w:r>
+        <w:rPr>
+          <w:noProof/>
+          <w:lang w:val="en-PK"/>
+        </w:rPr>
+        <w:drawing>
+          <wp:inline distT="0" distB="0" distL="0" distR="0" wp14:anchorId="2080790D" wp14:editId="79B4283A">
+            <wp:extent cx="5731510" cy="3468370"/>
+            <wp:effectExtent l="0" t="0" r="2540" b="0"/>
+            <wp:docPr id="1279879438" name="Picture 12"/>
+            <wp:cNvGraphicFramePr>
+              <a:graphicFrameLocks xmlns:a="http://schemas.openxmlformats.org/drawingml/2006/main" noChangeAspect="1"/>
+            </wp:cNvGraphicFramePr>
+            <a:graphic xmlns:a="http://schemas.openxmlformats.org/drawingml/2006/main">
+              <a:graphicData uri="http://schemas.openxmlformats.org/drawingml/2006/picture">
+                <pic:pic xmlns:pic="http://schemas.openxmlformats.org/drawingml/2006/picture">
+                  <pic:nvPicPr>
+                    <pic:cNvPr id="1279879438" name="Picture 1279879438"/>
+                    <pic:cNvPicPr/>
+                  </pic:nvPicPr>
+                  <pic:blipFill>
+                    <a:blip r:embed="rId17">
+                      <a:extLst>
+                        <a:ext uri="{28A0092B-C50C-407E-A947-70E740481C1C}">
+                          <a14:useLocalDpi xmlns:a14="http://schemas.microsoft.com/office/drawing/2010/main" val="0"/>
+                        </a:ext>
+                      </a:extLst>
+                    </a:blip>
+                    <a:stretch>
+                      <a:fillRect/>
+                    </a:stretch>
+                  </pic:blipFill>
+                  <pic:spPr>
+                    <a:xfrm>
+                      <a:off x="0" y="0"/>
+                      <a:ext cx="5731510" cy="3468370"/>
+                    </a:xfrm>
+                    <a:prstGeom prst="rect">
+                      <a:avLst/>
+                    </a:prstGeom>
+                  </pic:spPr>
+                </pic:pic>
+              </a:graphicData>
+            </a:graphic>
+          </wp:inline>
+        </w:drawing>
+      </w:r>
     </w:p>
     <w:p>
       <w:pPr>
@@ -1827,6 +2207,7 @@
         <w:rPr>
           <w:lang w:val="en-PK"/>
         </w:rPr>
+        <w:lastRenderedPageBreak/>
         <w:t>WORK DIVISION</w:t>
       </w:r>
     </w:p>
@@ -2033,7 +2414,6 @@
               <w:rPr>
                 <w:lang w:val="en-PK"/>
               </w:rPr>
-              <w:lastRenderedPageBreak/>
               <w:t>Scrum Management</w:t>
             </w:r>
           </w:p>
@@ -3071,6 +3451,7 @@
           <w:bCs/>
           <w:lang w:val="en-PK"/>
         </w:rPr>
+        <w:lastRenderedPageBreak/>
         <w:t>c) White-Box Testing</w:t>
       </w:r>
     </w:p>
@@ -3232,7 +3613,6 @@
           <w:bCs/>
           <w:lang w:val="en-PK"/>
         </w:rPr>
-        <w:lastRenderedPageBreak/>
         <w:t>Path 2 (With Deductions):</w:t>
       </w:r>
       <w:r>
@@ -4066,6 +4446,7 @@
         <w:rPr>
           <w:lang w:val="en-PK"/>
         </w:rPr>
+        <w:lastRenderedPageBreak/>
         <w:t>FINAL SYSTEM SUMMARY</w:t>
       </w:r>
     </w:p>
@@ -4142,7 +4523,6 @@
           <w:bCs/>
           <w:lang w:val="en-PK"/>
         </w:rPr>
-        <w:lastRenderedPageBreak/>
         <w:t>Foundation (Sprint 1):</w:t>
       </w:r>
       <w:r>
@@ -4292,13 +4672,7 @@
         <w:rPr>
           <w:lang w:val="en-PK"/>
         </w:rPr>
-        <w:t xml:space="preserve">are fully </w:t>
-      </w:r>
-      <w:r>
-        <w:rPr>
-          <w:lang w:val="en-PK"/>
-        </w:rPr>
-        <w:t>implemented.</w:t>
+        <w:t>are fully implemented.</w:t>
       </w:r>
     </w:p>
     <w:p>
@@ -9124,6 +9498,7 @@
   <w:style w:type="character" w:default="1" w:styleId="DefaultParagraphFont">
     <w:name w:val="Default Paragraph Font"/>
     <w:uiPriority w:val="1"/>
+    <w:semiHidden/>
     <w:unhideWhenUsed/>
   </w:style>
   <w:style w:type="table" w:default="1" w:styleId="TableNormal">
